--- a/중국어_대화문/3부_docx/3부_05화_수위도.docx
+++ b/중국어_대화문/3부_docx/3부_05화_수위도.docx
@@ -427,7 +427,7 @@
         <w:t>苏敏:</w:t>
       </w:r>
       <w:r>
-        <w:t xml:space="preserve"> 剩下的那一半人，每天晚上睡在一个脚底下一天比一天近的水边上。</w:t>
+        <w:t xml:space="preserve"> 剩下的那一半人，每天晚上都睡在一天比一天近的水边上。</w:t>
       </w:r>
     </w:p>
     <w:p>
@@ -445,7 +445,7 @@
     </w:p>
     <w:p>
       <w:r>
-        <w:t>(晚上九点半。沈知远从二化厂家属院出来，在小区门口的路灯下站住，掏出手机，翻到一个名字，又翻过去，又翻回来。第三次，他拨了出去。响了五声，对面接了。)</w:t>
+        <w:t>(晚上九点半。沈知远从二化厂家属院出来，在小区门口的路灯下站住，掏出手机，翻到一个名字，又翻过去，又翻回来。第三次，他拨了出去。响了五声，那头接了。)</w:t>
       </w:r>
     </w:p>
     <w:p>
@@ -632,7 +632,7 @@
         <w:t>高明哲:</w:t>
       </w:r>
       <w:r>
-        <w:t xml:space="preserve"> 因为我给不了你好脸色，也收不起你的底牌。(停了停) 你记住，留个心眼，我是认真的。</w:t>
+        <w:t xml:space="preserve"> 因为我现在给不了你好脸色，也接不起你的底牌。(停了停) 你记住，留个心眼，我是认真的。</w:t>
       </w:r>
     </w:p>
     <w:p>
@@ -919,7 +919,7 @@
         <w:t>梅若兰:</w:t>
       </w:r>
       <w:r>
-        <w:t xml:space="preserve"> (转向李雨彤) 可以去。我有四个条件。第一，周六去，周日回，不过夜的话最好，过夜也只能住严大爷家。第二，每两个小时给苏老师发一条短信，哪怕只写“平安”两个字。第三，不进围堰，不进工地，在外面看。第四，不拍工人的脸。</w:t>
+        <w:t xml:space="preserve"> (转向李雨彤) 可以去。我有四个条件。第一，周六去，当天回来最好；要过夜，也只能住严大爷家。第二，每两个小时给苏老师发一条短信，哪怕只写“平安”两个字。第三，不进围堰，不进工地，在外面看。第四，不拍工人的脸。</w:t>
       </w:r>
     </w:p>
     <w:p>
@@ -1239,7 +1239,7 @@
     </w:p>
     <w:p>
       <w:r>
-        <w:t>(傍晚六点半。天阴下来，开始飘雨。严老汉的旧渔船停在岸边，船身刷着剥落的蓝漆，尾部挂着一台小马达。严老汉把一件雨披递给李雨彤。)</w:t>
+        <w:t>(傍晚七点。天阴下来，开始飘雨。严老汉的旧渔船停在岸边，船身刷着剥落的蓝漆，尾部挂着一台小马达。严老汉把一件雨披递给李雨彤。)</w:t>
       </w:r>
     </w:p>
     <w:p>
@@ -1272,7 +1272,7 @@
         <w:t>严老汉:</w:t>
       </w:r>
       <w:r>
-        <w:t xml:space="preserve"> 对。她这个人讲规矩，对的。</w:t>
+        <w:t xml:space="preserve"> 对。她这个人讲规矩，说得对。</w:t>
       </w:r>
     </w:p>
     <w:p>
@@ -1310,7 +1310,7 @@
         <w:t>严老汉:</w:t>
       </w:r>
       <w:r>
-        <w:t xml:space="preserve"> 怕。有一年我老伴住院，江涨水，我一个人坐在船上，怕了一夜。那个时候，村里谁都不敢出门，只有我一条船，亮着灯。(看着远处的岸) 后来有人跟我说，你那天夜里的灯，他在岸上，看见了。</w:t>
+        <w:t xml:space="preserve"> 怕。有一年我老伴住院，江涨水，我一个人坐在船上，怕了一夜。那个时候，村里谁都不敢出门，只有我一条船，亮着灯。(看着远处的岸) 后来有人跟我说，你那天夜里的灯，我在岸上看见了。</w:t>
       </w:r>
     </w:p>
     <w:p>
@@ -1662,7 +1662,7 @@
         <w:t>沈知远:</w:t>
       </w:r>
       <w:r>
-        <w:t xml:space="preserve"> 也许这就是他教我们的。他从来不拦人，只教人带什么。</w:t>
+        <w:t xml:space="preserve"> 也许这就是梅老师教我们的。她从来不拦人，只教人带什么。</w:t>
       </w:r>
     </w:p>
     <w:p>
@@ -2047,7 +2047,7 @@
         <w:t>梅若兰:</w:t>
       </w:r>
       <w:r>
-        <w:t xml:space="preserve"> 先交法官。你想想，一张报纸上的图，明天就能被说成“记者推算”。一张摆在法官案头、按证据规则做过公证的图，没人能说它是假的。(顿了顿) 你们都读过《国语》没有？</w:t>
+        <w:t xml:space="preserve"> 先交法官。你想想，一张报纸上的图，明天就能被说成“记者推算”。一张摆在法官案头、按证据规则做过公证的图，没人能说它是假的。(顿了顿) 你们读过《国语》吗？</w:t>
       </w:r>
     </w:p>
     <w:p>
@@ -2302,7 +2302,7 @@
         <w:t>严老汉:</w:t>
       </w:r>
       <w:r>
-        <w:t xml:space="preserve"> 身体没事。是看了一眼台阶，淹到二十四级了。</w:t>
+        <w:t xml:space="preserve"> 身体没事。就是看了一眼台阶，淹到二十四级了。</w:t>
       </w:r>
     </w:p>
     <w:p>
@@ -2329,7 +2329,7 @@
         <w:t>严老汉:</w:t>
       </w:r>
       <w:r>
-        <w:t xml:space="preserve"> 十一天，七级。比我想得还快。</w:t>
+        <w:t xml:space="preserve"> 十二天，七级。比我想得还快。</w:t>
       </w:r>
     </w:p>
     <w:p>

--- a/중국어_대화문/3부_docx/3부_05화_수위도.docx
+++ b/중국어_대화문/3부_docx/3부_05화_수위도.docx
@@ -1014,7 +1014,7 @@
         <w:t>严老汉:</w:t>
       </w:r>
       <w:r>
-        <w:t xml:space="preserve"> 今天早上，水深一丈一尺三。昨天，一丈一尺一。</w:t>
+        <w:t xml:space="preserve"> 今天早上，水深一丈一尺三。昨天，一丈一尺。</w:t>
       </w:r>
     </w:p>
     <w:p>
@@ -1025,7 +1025,7 @@
         <w:t>李雨彤:</w:t>
       </w:r>
       <w:r>
-        <w:t xml:space="preserve"> 一天涨两寸？</w:t>
+        <w:t xml:space="preserve"> 一天涨三寸？</w:t>
       </w:r>
     </w:p>
     <w:p>
@@ -1036,7 +1036,7 @@
         <w:t>严老汉:</w:t>
       </w:r>
       <w:r>
-        <w:t xml:space="preserve"> 嗯。这几天慢了。前头七八天，一天涨四五寸。(把铅坠在手里掂了掂) 这个坠子，是我爹的。一九八七年发大水，他靠它钓上来过最后一尾鱼，传到我手里快三十年了，从来没骗过我。</w:t>
+        <w:t xml:space="preserve"> 嗯。一天三寸上下，这十几天都差不多，不快也不慢。(把铅坠在手里掂了掂) 这个坠子，是我爹的。一九八七年发大水，他靠它钓上来过最后一尾鱼，传到我手里快三十年了，从来没骗过我。</w:t>
       </w:r>
     </w:p>
     <w:p>
@@ -1954,7 +1954,7 @@
         <w:t>苏敏:</w:t>
       </w:r>
       <w:r>
-        <w:t xml:space="preserve"> 也就是说，他们把两个半月的蓄水，压缩到了两个月。</w:t>
+        <w:t xml:space="preserve"> 也就是说，计划表上七月底才到的一百七十二米，他们提前了两个半月，五月十五日就要到。</w:t>
       </w:r>
     </w:p>
     <w:p>
